--- a/templates/service_characteristic.docx
+++ b/templates/service_characteristic.docx
@@ -658,7 +658,17 @@
           <w:szCs w:val="28"/>
           <w14:ligatures w14:val="none"/>
         </w:rPr>
-        <w:t xml:space="preserve">Недопущений до проходження базової військової підготовки, оскільки поточне самопочуття </w:t>
+        <w:t>П</w:t>
+      </w:r>
+      <w:r>
+        <w:rPr>
+          <w:rFonts w:ascii="Times New Roman" w:hAnsi="Times New Roman"/>
+          <w:kern w:val="0"/>
+          <w:sz w:val="28"/>
+          <w:szCs w:val="28"/>
+          <w14:ligatures w14:val="none"/>
+        </w:rPr>
+        <w:t xml:space="preserve">оточне самопочуття </w:t>
       </w:r>
       <w:r>
         <w:rPr>
@@ -1314,6 +1324,21 @@
           <w:kern w:val="0"/>
           <w:sz w:val="28"/>
           <w:szCs w:val="28"/>
+          <w14:ligatures w14:val="none"/>
+        </w:rPr>
+      </w:pPr>
+    </w:p>
+    <w:p>
+      <w:pPr>
+        <w:spacing w:after="0" w:line="240" w:lineRule="auto"/>
+        <w:ind w:right="-1"/>
+        <w:jc w:val="both"/>
+        <w:rPr>
+          <w:rFonts w:ascii="Times New Roman" w:hAnsi="Times New Roman"/>
+          <w:kern w:val="0"/>
+          <w:sz w:val="28"/>
+          <w:szCs w:val="28"/>
+          <w:lang w:val="ru-RU"/>
           <w14:ligatures w14:val="none"/>
         </w:rPr>
       </w:pPr>
@@ -1480,6 +1505,7 @@
           <w:color w:val="000000"/>
           <w:sz w:val="28"/>
           <w:szCs w:val="28"/>
+          <w:lang w:val="ru-RU"/>
         </w:rPr>
         <w:tab/>
       </w:r>

--- a/templates/service_characteristic.docx
+++ b/templates/service_characteristic.docx
@@ -1,6 +1,6 @@
 
 <file path=word/document.xml><?xml version="1.0" encoding="utf-8"?>
-<w:document xmlns:wpc="http://schemas.microsoft.com/office/word/2010/wordprocessingCanvas" xmlns:cx="http://schemas.microsoft.com/office/drawing/2014/chartex" xmlns:cx1="http://schemas.microsoft.com/office/drawing/2015/9/8/chartex" xmlns:cx2="http://schemas.microsoft.com/office/drawing/2015/10/21/chartex" xmlns:cx3="http://schemas.microsoft.com/office/drawing/2016/5/9/chartex" xmlns:cx4="http://schemas.microsoft.com/office/drawing/2016/5/10/chartex" xmlns:cx5="http://schemas.microsoft.com/office/drawing/2016/5/11/chartex" xmlns:cx6="http://schemas.microsoft.com/office/drawing/2016/5/12/chartex" xmlns:cx7="http://schemas.microsoft.com/office/drawing/2016/5/13/chartex" xmlns:cx8="http://schemas.microsoft.com/office/drawing/2016/5/14/chartex" xmlns:mc="http://schemas.openxmlformats.org/markup-compatibility/2006" xmlns:aink="http://schemas.microsoft.com/office/drawing/2016/ink" xmlns:am3d="http://schemas.microsoft.com/office/drawing/2017/model3d" xmlns:o="urn:schemas-microsoft-com:office:office" xmlns:oel="http://schemas.microsoft.com/office/2019/extlst" xmlns:r="http://schemas.openxmlformats.org/officeDocument/2006/relationships" xmlns:m="http://schemas.openxmlformats.org/officeDocument/2006/math" xmlns:v="urn:schemas-microsoft-com:vml" xmlns:wp14="http://schemas.microsoft.com/office/word/2010/wordprocessingDrawing" xmlns:wp="http://schemas.openxmlformats.org/drawingml/2006/wordprocessingDrawing" xmlns:w10="urn:schemas-microsoft-com:office:word" xmlns:w="http://schemas.openxmlformats.org/wordprocessingml/2006/main" xmlns:w14="http://schemas.microsoft.com/office/word/2010/wordml" xmlns:w15="http://schemas.microsoft.com/office/word/2012/wordml" xmlns:w16cex="http://schemas.microsoft.com/office/word/2018/wordml/cex" xmlns:w16cid="http://schemas.microsoft.com/office/word/2016/wordml/cid" xmlns:w16="http://schemas.microsoft.com/office/word/2018/wordml" xmlns:w16du="http://schemas.microsoft.com/office/word/2023/wordml/word16du" xmlns:w16sdtdh="http://schemas.microsoft.com/office/word/2020/wordml/sdtdatahash" xmlns:w16sdtfl="http://schemas.microsoft.com/office/word/2024/wordml/sdtformatlock" xmlns:w16se="http://schemas.microsoft.com/office/word/2015/wordml/symex" xmlns:wpg="http://schemas.microsoft.com/office/word/2010/wordprocessingGroup" xmlns:wpi="http://schemas.microsoft.com/office/word/2010/wordprocessingInk" xmlns:wne="http://schemas.microsoft.com/office/word/2006/wordml" xmlns:wps="http://schemas.microsoft.com/office/word/2010/wordprocessingShape" mc:Ignorable="w14 w15 w16se w16cid w16 w16cex w16sdtdh w16sdtfl w16du wp14">
+<w:document xmlns:wpc="http://schemas.microsoft.com/office/word/2010/wordprocessingCanvas" xmlns:cx="http://schemas.microsoft.com/office/drawing/2014/chartex" xmlns:cx1="http://schemas.microsoft.com/office/drawing/2015/9/8/chartex" xmlns:cx2="http://schemas.microsoft.com/office/drawing/2015/10/21/chartex" xmlns:cx3="http://schemas.microsoft.com/office/drawing/2016/5/9/chartex" xmlns:cx4="http://schemas.microsoft.com/office/drawing/2016/5/10/chartex" xmlns:cx5="http://schemas.microsoft.com/office/drawing/2016/5/11/chartex" xmlns:cx6="http://schemas.microsoft.com/office/drawing/2016/5/12/chartex" xmlns:cx7="http://schemas.microsoft.com/office/drawing/2016/5/13/chartex" xmlns:cx8="http://schemas.microsoft.com/office/drawing/2016/5/14/chartex" xmlns:mc="http://schemas.openxmlformats.org/markup-compatibility/2006" xmlns:aink="http://schemas.microsoft.com/office/drawing/2016/ink" xmlns:am3d="http://schemas.microsoft.com/office/drawing/2017/model3d" xmlns:o="urn:schemas-microsoft-com:office:office" xmlns:oel="http://schemas.microsoft.com/office/2019/extlst" xmlns:r="http://schemas.openxmlformats.org/officeDocument/2006/relationships" xmlns:m="http://schemas.openxmlformats.org/officeDocument/2006/math" xmlns:v="urn:schemas-microsoft-com:vml" xmlns:wp14="http://schemas.microsoft.com/office/word/2010/wordprocessingDrawing" xmlns:wp="http://schemas.openxmlformats.org/drawingml/2006/wordprocessingDrawing" xmlns:w10="urn:schemas-microsoft-com:office:word" xmlns:w="http://schemas.openxmlformats.org/wordprocessingml/2006/main" xmlns:w14="http://schemas.microsoft.com/office/word/2010/wordml" xmlns:w15="http://schemas.microsoft.com/office/word/2012/wordml" xmlns:w16cei="http://schemas.microsoft.com/office/word/2026/wordml/cei" xmlns:w16cex="http://schemas.microsoft.com/office/word/2018/wordml/cex" xmlns:w16cid="http://schemas.microsoft.com/office/word/2016/wordml/cid" xmlns:w16="http://schemas.microsoft.com/office/word/2018/wordml" xmlns:w16du="http://schemas.microsoft.com/office/word/2023/wordml/word16du" xmlns:w16sdtdh="http://schemas.microsoft.com/office/word/2020/wordml/sdtdatahash" xmlns:w16sdtfl="http://schemas.microsoft.com/office/word/2024/wordml/sdtformatlock" xmlns:w16se="http://schemas.microsoft.com/office/word/2015/wordml/symex" xmlns:wpg="http://schemas.microsoft.com/office/word/2010/wordprocessingGroup" xmlns:wpi="http://schemas.microsoft.com/office/word/2010/wordprocessingInk" xmlns:wne="http://schemas.microsoft.com/office/word/2006/wordml" xmlns:wps="http://schemas.microsoft.com/office/word/2010/wordprocessingShape" mc:Ignorable="w14 w15 w16se w16cid w16 w16cex w16sdtdh w16sdtfl w16du wp14">
   <w:body>
     <w:p>
       <w:pPr>
@@ -1055,46 +1055,48 @@
     </w:p>
     <w:p>
       <w:pPr>
-        <w:spacing w:after="0" w:line="240" w:lineRule="auto"/>
-        <w:ind w:right="-1"/>
-        <w:jc w:val="both"/>
-        <w:rPr>
-          <w:rFonts w:ascii="Times New Roman" w:hAnsi="Times New Roman"/>
-          <w:kern w:val="0"/>
-          <w:sz w:val="28"/>
-          <w:szCs w:val="28"/>
-          <w14:ligatures w14:val="none"/>
-        </w:rPr>
-      </w:pPr>
-      <w:r>
-        <w:rPr>
-          <w:rFonts w:ascii="Times New Roman" w:hAnsi="Times New Roman"/>
-          <w:kern w:val="0"/>
-          <w:sz w:val="28"/>
-          <w:szCs w:val="28"/>
-          <w14:ligatures w14:val="none"/>
-        </w:rPr>
-        <w:t>____ __________ 202</w:t>
-      </w:r>
-      <w:r>
-        <w:rPr>
-          <w:rFonts w:ascii="Times New Roman" w:hAnsi="Times New Roman"/>
-          <w:kern w:val="0"/>
-          <w:sz w:val="28"/>
-          <w:szCs w:val="28"/>
-          <w14:ligatures w14:val="none"/>
-        </w:rPr>
-        <w:t>6</w:t>
-      </w:r>
-      <w:r>
-        <w:rPr>
-          <w:rFonts w:ascii="Times New Roman" w:hAnsi="Times New Roman"/>
-          <w:kern w:val="0"/>
-          <w:sz w:val="28"/>
-          <w:szCs w:val="28"/>
-          <w14:ligatures w14:val="none"/>
-        </w:rPr>
-        <w:t xml:space="preserve"> року</w:t>
+        <w:tabs>
+          <w:tab w:val="right" w:pos="1843"/>
+          <w:tab w:val="right" w:pos="9638"/>
+        </w:tabs>
+        <w:spacing w:after="0"/>
+        <w:rPr>
+          <w:rFonts w:ascii="Times New Roman" w:hAnsi="Times New Roman"/>
+          <w:sz w:val="28"/>
+          <w:szCs w:val="28"/>
+        </w:rPr>
+      </w:pPr>
+      <w:r>
+        <w:rPr>
+          <w:rFonts w:ascii="Times New Roman" w:hAnsi="Times New Roman"/>
+          <w:bCs/>
+          <w:color w:val="000000" w:themeColor="text1"/>
+          <w:sz w:val="28"/>
+          <w:szCs w:val="28"/>
+        </w:rPr>
+        <w:t>{{</w:t>
+      </w:r>
+      <w:proofErr w:type="spellStart"/>
+      <w:r>
+        <w:rPr>
+          <w:rFonts w:ascii="Times New Roman" w:hAnsi="Times New Roman"/>
+          <w:bCs/>
+          <w:color w:val="000000" w:themeColor="text1"/>
+          <w:sz w:val="28"/>
+          <w:szCs w:val="28"/>
+        </w:rPr>
+        <w:t>data_stvorennya</w:t>
+      </w:r>
+      <w:proofErr w:type="spellEnd"/>
+      <w:r>
+        <w:rPr>
+          <w:rFonts w:ascii="Times New Roman" w:hAnsi="Times New Roman"/>
+          <w:bCs/>
+          <w:color w:val="000000" w:themeColor="text1"/>
+          <w:sz w:val="28"/>
+          <w:szCs w:val="28"/>
+        </w:rPr>
+        <w:t>}}</w:t>
       </w:r>
     </w:p>
     <w:p>
@@ -1216,245 +1218,245 @@
     </w:p>
     <w:p>
       <w:pPr>
-        <w:spacing w:after="0" w:line="240" w:lineRule="auto"/>
-        <w:ind w:right="-1"/>
-        <w:jc w:val="both"/>
-        <w:rPr>
-          <w:rFonts w:ascii="Times New Roman" w:hAnsi="Times New Roman"/>
-          <w:kern w:val="0"/>
-          <w:sz w:val="28"/>
-          <w:szCs w:val="28"/>
-          <w14:ligatures w14:val="none"/>
-        </w:rPr>
-      </w:pPr>
-      <w:r>
-        <w:rPr>
-          <w:rFonts w:ascii="Times New Roman" w:hAnsi="Times New Roman"/>
-          <w:kern w:val="0"/>
-          <w:sz w:val="28"/>
-          <w:szCs w:val="28"/>
-          <w14:ligatures w14:val="none"/>
-        </w:rPr>
-        <w:t>____ __________ 202</w:t>
-      </w:r>
-      <w:r>
-        <w:rPr>
-          <w:rFonts w:ascii="Times New Roman" w:hAnsi="Times New Roman"/>
-          <w:kern w:val="0"/>
-          <w:sz w:val="28"/>
-          <w:szCs w:val="28"/>
-          <w14:ligatures w14:val="none"/>
-        </w:rPr>
-        <w:t>6</w:t>
-      </w:r>
-      <w:r>
-        <w:rPr>
-          <w:rFonts w:ascii="Times New Roman" w:hAnsi="Times New Roman"/>
-          <w:kern w:val="0"/>
-          <w:sz w:val="28"/>
-          <w:szCs w:val="28"/>
-          <w14:ligatures w14:val="none"/>
-        </w:rPr>
-        <w:t xml:space="preserve"> року</w:t>
-      </w:r>
-    </w:p>
-    <w:p>
-      <w:pPr>
-        <w:spacing w:after="0" w:line="240" w:lineRule="auto"/>
-        <w:ind w:right="-1"/>
-        <w:jc w:val="both"/>
-        <w:rPr>
-          <w:rFonts w:ascii="Times New Roman" w:hAnsi="Times New Roman"/>
-          <w:kern w:val="0"/>
-          <w:sz w:val="28"/>
-          <w:szCs w:val="28"/>
-          <w14:ligatures w14:val="none"/>
-        </w:rPr>
-      </w:pPr>
-    </w:p>
-    <w:p>
-      <w:pPr>
-        <w:spacing w:after="0" w:line="240" w:lineRule="auto"/>
-        <w:ind w:right="-1"/>
-        <w:jc w:val="both"/>
-        <w:rPr>
-          <w:rFonts w:ascii="Times New Roman" w:hAnsi="Times New Roman"/>
-          <w:kern w:val="0"/>
-          <w:sz w:val="28"/>
-          <w:szCs w:val="28"/>
-          <w14:ligatures w14:val="none"/>
-        </w:rPr>
-      </w:pPr>
-    </w:p>
-    <w:p>
-      <w:pPr>
-        <w:spacing w:after="0" w:line="240" w:lineRule="auto"/>
-        <w:ind w:right="-1"/>
-        <w:jc w:val="both"/>
-        <w:rPr>
-          <w:rFonts w:ascii="Times New Roman" w:hAnsi="Times New Roman"/>
-          <w:kern w:val="0"/>
-          <w:sz w:val="28"/>
-          <w:szCs w:val="28"/>
-          <w14:ligatures w14:val="none"/>
-        </w:rPr>
-      </w:pPr>
-    </w:p>
-    <w:p>
-      <w:pPr>
-        <w:spacing w:after="0" w:line="240" w:lineRule="auto"/>
-        <w:ind w:right="-1"/>
-        <w:jc w:val="both"/>
-        <w:rPr>
-          <w:rFonts w:ascii="Times New Roman" w:hAnsi="Times New Roman"/>
-          <w:kern w:val="0"/>
-          <w:sz w:val="28"/>
-          <w:szCs w:val="28"/>
-          <w14:ligatures w14:val="none"/>
-        </w:rPr>
-      </w:pPr>
-    </w:p>
-    <w:p>
-      <w:pPr>
-        <w:spacing w:after="0" w:line="240" w:lineRule="auto"/>
-        <w:ind w:right="-1"/>
-        <w:jc w:val="both"/>
-        <w:rPr>
-          <w:rFonts w:ascii="Times New Roman" w:hAnsi="Times New Roman"/>
-          <w:kern w:val="0"/>
-          <w:sz w:val="28"/>
-          <w:szCs w:val="28"/>
-          <w14:ligatures w14:val="none"/>
-        </w:rPr>
-      </w:pPr>
-    </w:p>
-    <w:p>
-      <w:pPr>
-        <w:spacing w:after="0" w:line="240" w:lineRule="auto"/>
-        <w:ind w:right="-1"/>
-        <w:jc w:val="both"/>
-        <w:rPr>
-          <w:rFonts w:ascii="Times New Roman" w:hAnsi="Times New Roman"/>
-          <w:kern w:val="0"/>
-          <w:sz w:val="28"/>
-          <w:szCs w:val="28"/>
-          <w:lang w:val="ru-RU"/>
-          <w14:ligatures w14:val="none"/>
-        </w:rPr>
-      </w:pPr>
-    </w:p>
-    <w:p>
-      <w:pPr>
-        <w:spacing w:after="0" w:line="240" w:lineRule="auto"/>
-        <w:ind w:right="-1"/>
-        <w:jc w:val="both"/>
-        <w:rPr>
-          <w:rFonts w:ascii="Times New Roman" w:hAnsi="Times New Roman"/>
-          <w:kern w:val="0"/>
-          <w:sz w:val="28"/>
-          <w:szCs w:val="28"/>
-          <w14:ligatures w14:val="none"/>
-        </w:rPr>
-      </w:pPr>
-      <w:r>
-        <w:rPr>
-          <w:rFonts w:ascii="Times New Roman" w:hAnsi="Times New Roman"/>
-          <w:kern w:val="0"/>
-          <w:sz w:val="28"/>
-          <w:szCs w:val="28"/>
-          <w14:ligatures w14:val="none"/>
-        </w:rPr>
-        <w:lastRenderedPageBreak/>
-        <w:t>З характеристикою ознайомлений, згоден.</w:t>
-      </w:r>
-    </w:p>
-    <w:p>
-      <w:pPr>
-        <w:spacing w:line="240" w:lineRule="auto"/>
-        <w:contextualSpacing/>
-        <w:jc w:val="both"/>
-        <w:rPr>
-          <w:rFonts w:ascii="Times New Roman" w:hAnsi="Times New Roman"/>
-          <w:bCs/>
-          <w:kern w:val="0"/>
-          <w:sz w:val="28"/>
-          <w:szCs w:val="28"/>
-          <w14:ligatures w14:val="none"/>
-        </w:rPr>
-      </w:pPr>
-    </w:p>
-    <w:p>
-      <w:pPr>
-        <w:spacing w:line="240" w:lineRule="auto"/>
-        <w:contextualSpacing/>
-        <w:jc w:val="both"/>
-        <w:rPr>
-          <w:rFonts w:ascii="Times New Roman" w:hAnsi="Times New Roman"/>
-          <w:bCs/>
-          <w:kern w:val="0"/>
-          <w:sz w:val="28"/>
-          <w:szCs w:val="28"/>
-          <w14:ligatures w14:val="none"/>
-        </w:rPr>
-      </w:pPr>
-    </w:p>
-    <w:p>
-      <w:pPr>
-        <w:spacing w:line="240" w:lineRule="auto"/>
-        <w:ind w:right="4535"/>
-        <w:contextualSpacing/>
-        <w:jc w:val="both"/>
-        <w:rPr>
-          <w:rFonts w:ascii="Times New Roman" w:hAnsi="Times New Roman"/>
-          <w:b/>
-          <w:kern w:val="0"/>
-          <w:sz w:val="28"/>
-          <w:szCs w:val="28"/>
-          <w14:ligatures w14:val="none"/>
-        </w:rPr>
-      </w:pPr>
-      <w:r>
-        <w:rPr>
-          <w:rFonts w:ascii="Times New Roman" w:hAnsi="Times New Roman"/>
-          <w:b/>
-          <w:kern w:val="0"/>
-          <w:sz w:val="28"/>
-          <w:szCs w:val="28"/>
-          <w14:ligatures w14:val="none"/>
-        </w:rPr>
-        <w:t xml:space="preserve">{{ </w:t>
-      </w:r>
-      <w:proofErr w:type="spellStart"/>
-      <w:r>
-        <w:rPr>
-          <w:rFonts w:ascii="Times New Roman" w:hAnsi="Times New Roman"/>
-          <w:b/>
-          <w:kern w:val="0"/>
-          <w:sz w:val="28"/>
-          <w:szCs w:val="28"/>
-          <w14:ligatures w14:val="none"/>
-        </w:rPr>
-        <w:t>zaimana_posada_z_velykoi</w:t>
-      </w:r>
-      <w:proofErr w:type="spellEnd"/>
-      <w:r>
-        <w:rPr>
-          <w:rFonts w:ascii="Times New Roman" w:hAnsi="Times New Roman"/>
-          <w:b/>
-          <w:kern w:val="0"/>
-          <w:sz w:val="28"/>
-          <w:szCs w:val="28"/>
-          <w14:ligatures w14:val="none"/>
-        </w:rPr>
-        <w:t xml:space="preserve"> }}</w:t>
-      </w:r>
-    </w:p>
-    <w:p>
-      <w:pPr>
         <w:tabs>
           <w:tab w:val="right" w:pos="1843"/>
           <w:tab w:val="right" w:pos="9638"/>
         </w:tabs>
+        <w:spacing w:after="0"/>
+        <w:rPr>
+          <w:rFonts w:ascii="Times New Roman" w:hAnsi="Times New Roman"/>
+          <w:sz w:val="28"/>
+          <w:szCs w:val="28"/>
+        </w:rPr>
+      </w:pPr>
+      <w:r>
+        <w:rPr>
+          <w:rFonts w:ascii="Times New Roman" w:hAnsi="Times New Roman"/>
+          <w:bCs/>
+          <w:color w:val="000000" w:themeColor="text1"/>
+          <w:sz w:val="28"/>
+          <w:szCs w:val="28"/>
+        </w:rPr>
+        <w:t>{{</w:t>
+      </w:r>
+      <w:proofErr w:type="spellStart"/>
+      <w:r>
+        <w:rPr>
+          <w:rFonts w:ascii="Times New Roman" w:hAnsi="Times New Roman"/>
+          <w:bCs/>
+          <w:color w:val="000000" w:themeColor="text1"/>
+          <w:sz w:val="28"/>
+          <w:szCs w:val="28"/>
+        </w:rPr>
+        <w:t>data_stvorennya</w:t>
+      </w:r>
+      <w:proofErr w:type="spellEnd"/>
+      <w:r>
+        <w:rPr>
+          <w:rFonts w:ascii="Times New Roman" w:hAnsi="Times New Roman"/>
+          <w:bCs/>
+          <w:color w:val="000000" w:themeColor="text1"/>
+          <w:sz w:val="28"/>
+          <w:szCs w:val="28"/>
+        </w:rPr>
+        <w:t>}}</w:t>
+      </w:r>
+    </w:p>
+    <w:p>
+      <w:pPr>
+        <w:spacing w:after="0" w:line="240" w:lineRule="auto"/>
+        <w:ind w:right="-1"/>
+        <w:jc w:val="both"/>
+        <w:rPr>
+          <w:rFonts w:ascii="Times New Roman" w:hAnsi="Times New Roman"/>
+          <w:kern w:val="0"/>
+          <w:sz w:val="28"/>
+          <w:szCs w:val="28"/>
+          <w14:ligatures w14:val="none"/>
+        </w:rPr>
+      </w:pPr>
+    </w:p>
+    <w:p>
+      <w:pPr>
+        <w:spacing w:after="0" w:line="240" w:lineRule="auto"/>
+        <w:ind w:right="-1"/>
+        <w:jc w:val="both"/>
+        <w:rPr>
+          <w:rFonts w:ascii="Times New Roman" w:hAnsi="Times New Roman"/>
+          <w:kern w:val="0"/>
+          <w:sz w:val="28"/>
+          <w:szCs w:val="28"/>
+          <w14:ligatures w14:val="none"/>
+        </w:rPr>
+      </w:pPr>
+    </w:p>
+    <w:p>
+      <w:pPr>
+        <w:spacing w:after="0" w:line="240" w:lineRule="auto"/>
+        <w:ind w:right="-1"/>
+        <w:jc w:val="both"/>
+        <w:rPr>
+          <w:rFonts w:ascii="Times New Roman" w:hAnsi="Times New Roman"/>
+          <w:kern w:val="0"/>
+          <w:sz w:val="28"/>
+          <w:szCs w:val="28"/>
+          <w14:ligatures w14:val="none"/>
+        </w:rPr>
+      </w:pPr>
+    </w:p>
+    <w:p>
+      <w:pPr>
+        <w:spacing w:after="0" w:line="240" w:lineRule="auto"/>
+        <w:ind w:right="-1"/>
+        <w:jc w:val="both"/>
+        <w:rPr>
+          <w:rFonts w:ascii="Times New Roman" w:hAnsi="Times New Roman"/>
+          <w:kern w:val="0"/>
+          <w:sz w:val="28"/>
+          <w:szCs w:val="28"/>
+          <w14:ligatures w14:val="none"/>
+        </w:rPr>
+      </w:pPr>
+    </w:p>
+    <w:p>
+      <w:pPr>
+        <w:spacing w:after="0" w:line="240" w:lineRule="auto"/>
+        <w:ind w:right="-1"/>
+        <w:jc w:val="both"/>
+        <w:rPr>
+          <w:rFonts w:ascii="Times New Roman" w:hAnsi="Times New Roman"/>
+          <w:kern w:val="0"/>
+          <w:sz w:val="28"/>
+          <w:szCs w:val="28"/>
+          <w14:ligatures w14:val="none"/>
+        </w:rPr>
+      </w:pPr>
+    </w:p>
+    <w:p>
+      <w:pPr>
+        <w:spacing w:after="0" w:line="240" w:lineRule="auto"/>
+        <w:ind w:right="-1"/>
+        <w:jc w:val="both"/>
+        <w:rPr>
+          <w:rFonts w:ascii="Times New Roman" w:hAnsi="Times New Roman"/>
+          <w:kern w:val="0"/>
+          <w:sz w:val="28"/>
+          <w:szCs w:val="28"/>
+          <w14:ligatures w14:val="none"/>
+        </w:rPr>
+      </w:pPr>
+    </w:p>
+    <w:p>
+      <w:pPr>
+        <w:spacing w:after="0" w:line="240" w:lineRule="auto"/>
+        <w:ind w:right="-1"/>
+        <w:jc w:val="both"/>
+        <w:rPr>
+          <w:rFonts w:ascii="Times New Roman" w:hAnsi="Times New Roman"/>
+          <w:kern w:val="0"/>
+          <w:sz w:val="28"/>
+          <w:szCs w:val="28"/>
+          <w14:ligatures w14:val="none"/>
+        </w:rPr>
+      </w:pPr>
+      <w:r>
+        <w:rPr>
+          <w:rFonts w:ascii="Times New Roman" w:hAnsi="Times New Roman"/>
+          <w:kern w:val="0"/>
+          <w:sz w:val="28"/>
+          <w:szCs w:val="28"/>
+          <w14:ligatures w14:val="none"/>
+        </w:rPr>
+        <w:t>З характеристикою ознайомлений, згоден.</w:t>
+      </w:r>
+    </w:p>
+    <w:p>
+      <w:pPr>
+        <w:spacing w:line="240" w:lineRule="auto"/>
+        <w:contextualSpacing/>
+        <w:jc w:val="both"/>
+        <w:rPr>
+          <w:rFonts w:ascii="Times New Roman" w:hAnsi="Times New Roman"/>
+          <w:bCs/>
+          <w:kern w:val="0"/>
+          <w:sz w:val="28"/>
+          <w:szCs w:val="28"/>
+          <w14:ligatures w14:val="none"/>
+        </w:rPr>
+      </w:pPr>
+    </w:p>
+    <w:p>
+      <w:pPr>
+        <w:spacing w:line="240" w:lineRule="auto"/>
+        <w:contextualSpacing/>
+        <w:jc w:val="both"/>
+        <w:rPr>
+          <w:rFonts w:ascii="Times New Roman" w:hAnsi="Times New Roman"/>
+          <w:bCs/>
+          <w:kern w:val="0"/>
+          <w:sz w:val="28"/>
+          <w:szCs w:val="28"/>
+          <w14:ligatures w14:val="none"/>
+        </w:rPr>
+      </w:pPr>
+    </w:p>
+    <w:p>
+      <w:pPr>
+        <w:spacing w:after="0" w:line="240" w:lineRule="auto"/>
+        <w:ind w:right="4535"/>
+        <w:contextualSpacing/>
+        <w:jc w:val="both"/>
+        <w:rPr>
+          <w:rFonts w:ascii="Times New Roman" w:hAnsi="Times New Roman"/>
+          <w:b/>
+          <w:kern w:val="0"/>
+          <w:sz w:val="28"/>
+          <w:szCs w:val="28"/>
+          <w14:ligatures w14:val="none"/>
+        </w:rPr>
+      </w:pPr>
+      <w:r>
+        <w:rPr>
+          <w:rFonts w:ascii="Times New Roman" w:hAnsi="Times New Roman"/>
+          <w:b/>
+          <w:kern w:val="0"/>
+          <w:sz w:val="28"/>
+          <w:szCs w:val="28"/>
+          <w14:ligatures w14:val="none"/>
+        </w:rPr>
+        <w:t xml:space="preserve">{{ </w:t>
+      </w:r>
+      <w:proofErr w:type="spellStart"/>
+      <w:r>
+        <w:rPr>
+          <w:rFonts w:ascii="Times New Roman" w:hAnsi="Times New Roman"/>
+          <w:b/>
+          <w:kern w:val="0"/>
+          <w:sz w:val="28"/>
+          <w:szCs w:val="28"/>
+          <w14:ligatures w14:val="none"/>
+        </w:rPr>
+        <w:t>zaimana_posada_z_velykoi</w:t>
+      </w:r>
+      <w:proofErr w:type="spellEnd"/>
+      <w:r>
+        <w:rPr>
+          <w:rFonts w:ascii="Times New Roman" w:hAnsi="Times New Roman"/>
+          <w:b/>
+          <w:kern w:val="0"/>
+          <w:sz w:val="28"/>
+          <w:szCs w:val="28"/>
+          <w14:ligatures w14:val="none"/>
+        </w:rPr>
+        <w:t xml:space="preserve"> }}</w:t>
+      </w:r>
+    </w:p>
+    <w:p>
+      <w:pPr>
+        <w:tabs>
+          <w:tab w:val="right" w:pos="9638"/>
+        </w:tabs>
+        <w:spacing w:after="0"/>
         <w:divId w:val="1141271761"/>
         <w:rPr>
           <w:rFonts w:ascii="Times New Roman" w:eastAsia="Times New Roman" w:hAnsi="Times New Roman"/>
@@ -1505,7 +1507,6 @@
           <w:color w:val="000000"/>
           <w:sz w:val="28"/>
           <w:szCs w:val="28"/>
-          <w:lang w:val="ru-RU"/>
         </w:rPr>
         <w:tab/>
       </w:r>
@@ -1517,8 +1518,9 @@
           <w:sz w:val="28"/>
           <w:szCs w:val="28"/>
         </w:rPr>
-        <w:tab/>
-      </w:r>
+        <w:t xml:space="preserve">{{ </w:t>
+      </w:r>
+      <w:proofErr w:type="spellStart"/>
       <w:r>
         <w:rPr>
           <w:rFonts w:ascii="Times New Roman" w:eastAsia="Times New Roman" w:hAnsi="Times New Roman"/>
@@ -1527,83 +1529,64 @@
           <w:sz w:val="28"/>
           <w:szCs w:val="28"/>
         </w:rPr>
-        <w:t xml:space="preserve">{{ </w:t>
+        <w:t>imya_ta_prizvyshche_pidpys</w:t>
+      </w:r>
+      <w:proofErr w:type="spellEnd"/>
+      <w:r>
+        <w:rPr>
+          <w:rFonts w:ascii="Times New Roman" w:eastAsia="Times New Roman" w:hAnsi="Times New Roman"/>
+          <w:b/>
+          <w:color w:val="000000"/>
+          <w:sz w:val="28"/>
+          <w:szCs w:val="28"/>
+        </w:rPr>
+        <w:t xml:space="preserve"> }}</w:t>
+      </w:r>
+    </w:p>
+    <w:p>
+      <w:pPr>
+        <w:tabs>
+          <w:tab w:val="right" w:pos="1843"/>
+          <w:tab w:val="right" w:pos="9638"/>
+        </w:tabs>
+        <w:spacing w:after="0"/>
+        <w:rPr>
+          <w:rFonts w:ascii="Times New Roman" w:hAnsi="Times New Roman"/>
+          <w:sz w:val="28"/>
+          <w:szCs w:val="28"/>
+        </w:rPr>
+      </w:pPr>
+      <w:r>
+        <w:rPr>
+          <w:rFonts w:ascii="Times New Roman" w:hAnsi="Times New Roman"/>
+          <w:bCs/>
+          <w:color w:val="000000" w:themeColor="text1"/>
+          <w:sz w:val="28"/>
+          <w:szCs w:val="28"/>
+        </w:rPr>
+        <w:t>{{</w:t>
       </w:r>
       <w:proofErr w:type="spellStart"/>
       <w:r>
         <w:rPr>
-          <w:rFonts w:ascii="Times New Roman" w:eastAsia="Times New Roman" w:hAnsi="Times New Roman"/>
-          <w:b/>
-          <w:color w:val="000000"/>
-          <w:sz w:val="28"/>
-          <w:szCs w:val="28"/>
-        </w:rPr>
-        <w:t>imya_ta_prizvyshche_pidpys</w:t>
+          <w:rFonts w:ascii="Times New Roman" w:hAnsi="Times New Roman"/>
+          <w:bCs/>
+          <w:color w:val="000000" w:themeColor="text1"/>
+          <w:sz w:val="28"/>
+          <w:szCs w:val="28"/>
+        </w:rPr>
+        <w:t>data_stvorennya</w:t>
       </w:r>
       <w:proofErr w:type="spellEnd"/>
       <w:r>
         <w:rPr>
-          <w:rFonts w:ascii="Times New Roman" w:eastAsia="Times New Roman" w:hAnsi="Times New Roman"/>
-          <w:b/>
-          <w:color w:val="000000"/>
-          <w:sz w:val="28"/>
-          <w:szCs w:val="28"/>
-        </w:rPr>
-        <w:t xml:space="preserve"> }}</w:t>
-      </w:r>
-    </w:p>
-    <w:p>
-      <w:pPr>
-        <w:spacing w:after="0" w:line="240" w:lineRule="auto"/>
-        <w:ind w:right="-284"/>
-        <w:jc w:val="both"/>
-        <w:rPr>
-          <w:rFonts w:ascii="Times New Roman" w:hAnsi="Times New Roman"/>
-          <w:kern w:val="0"/>
-          <w:sz w:val="28"/>
-          <w:szCs w:val="28"/>
-          <w14:ligatures w14:val="none"/>
-        </w:rPr>
-      </w:pPr>
-      <w:r>
-        <w:rPr>
-          <w:rFonts w:ascii="Times New Roman" w:hAnsi="Times New Roman"/>
-          <w:kern w:val="0"/>
-          <w:sz w:val="28"/>
-          <w:szCs w:val="28"/>
-          <w14:ligatures w14:val="none"/>
-        </w:rPr>
-        <w:t>____ __________ 202</w:t>
-      </w:r>
-      <w:r>
-        <w:rPr>
-          <w:rFonts w:ascii="Times New Roman" w:hAnsi="Times New Roman"/>
-          <w:kern w:val="0"/>
-          <w:sz w:val="28"/>
-          <w:szCs w:val="28"/>
-          <w14:ligatures w14:val="none"/>
-        </w:rPr>
-        <w:t>6</w:t>
-      </w:r>
-      <w:r>
-        <w:rPr>
-          <w:rFonts w:ascii="Times New Roman" w:hAnsi="Times New Roman"/>
-          <w:kern w:val="0"/>
-          <w:sz w:val="28"/>
-          <w:szCs w:val="28"/>
-          <w14:ligatures w14:val="none"/>
-        </w:rPr>
-        <w:t xml:space="preserve"> року</w:t>
-      </w:r>
-      <w:r>
-        <w:rPr>
-          <w:rFonts w:ascii="Times New Roman" w:hAnsi="Times New Roman"/>
-          <w:kern w:val="0"/>
-          <w:sz w:val="28"/>
-          <w:szCs w:val="28"/>
-          <w14:ligatures w14:val="none"/>
-        </w:rPr>
-        <w:t xml:space="preserve">                              </w:t>
+          <w:rFonts w:ascii="Times New Roman" w:hAnsi="Times New Roman"/>
+          <w:bCs/>
+          <w:color w:val="000000" w:themeColor="text1"/>
+          <w:sz w:val="28"/>
+          <w:szCs w:val="28"/>
+        </w:rPr>
+        <w:t>}}</w:t>
       </w:r>
     </w:p>
     <w:p>
@@ -1624,7 +1607,7 @@
 </file>
 
 <file path=word/endnotes.xml><?xml version="1.0" encoding="utf-8"?>
-<w:endnotes xmlns:wpc="http://schemas.microsoft.com/office/word/2010/wordprocessingCanvas" xmlns:cx="http://schemas.microsoft.com/office/drawing/2014/chartex" xmlns:cx1="http://schemas.microsoft.com/office/drawing/2015/9/8/chartex" xmlns:cx2="http://schemas.microsoft.com/office/drawing/2015/10/21/chartex" xmlns:cx3="http://schemas.microsoft.com/office/drawing/2016/5/9/chartex" xmlns:cx4="http://schemas.microsoft.com/office/drawing/2016/5/10/chartex" xmlns:cx5="http://schemas.microsoft.com/office/drawing/2016/5/11/chartex" xmlns:cx6="http://schemas.microsoft.com/office/drawing/2016/5/12/chartex" xmlns:cx7="http://schemas.microsoft.com/office/drawing/2016/5/13/chartex" xmlns:cx8="http://schemas.microsoft.com/office/drawing/2016/5/14/chartex" xmlns:mc="http://schemas.openxmlformats.org/markup-compatibility/2006" xmlns:aink="http://schemas.microsoft.com/office/drawing/2016/ink" xmlns:am3d="http://schemas.microsoft.com/office/drawing/2017/model3d" xmlns:o="urn:schemas-microsoft-com:office:office" xmlns:oel="http://schemas.microsoft.com/office/2019/extlst" xmlns:r="http://schemas.openxmlformats.org/officeDocument/2006/relationships" xmlns:m="http://schemas.openxmlformats.org/officeDocument/2006/math" xmlns:v="urn:schemas-microsoft-com:vml" xmlns:wp14="http://schemas.microsoft.com/office/word/2010/wordprocessingDrawing" xmlns:wp="http://schemas.openxmlformats.org/drawingml/2006/wordprocessingDrawing" xmlns:w10="urn:schemas-microsoft-com:office:word" xmlns:w="http://schemas.openxmlformats.org/wordprocessingml/2006/main" xmlns:w14="http://schemas.microsoft.com/office/word/2010/wordml" xmlns:w15="http://schemas.microsoft.com/office/word/2012/wordml" xmlns:w16cex="http://schemas.microsoft.com/office/word/2018/wordml/cex" xmlns:w16cid="http://schemas.microsoft.com/office/word/2016/wordml/cid" xmlns:w16="http://schemas.microsoft.com/office/word/2018/wordml" xmlns:w16du="http://schemas.microsoft.com/office/word/2023/wordml/word16du" xmlns:w16sdtdh="http://schemas.microsoft.com/office/word/2020/wordml/sdtdatahash" xmlns:w16sdtfl="http://schemas.microsoft.com/office/word/2024/wordml/sdtformatlock" xmlns:w16se="http://schemas.microsoft.com/office/word/2015/wordml/symex" xmlns:wpg="http://schemas.microsoft.com/office/word/2010/wordprocessingGroup" xmlns:wpi="http://schemas.microsoft.com/office/word/2010/wordprocessingInk" xmlns:wne="http://schemas.microsoft.com/office/word/2006/wordml" xmlns:wps="http://schemas.microsoft.com/office/word/2010/wordprocessingShape" mc:Ignorable="w14 w15 w16se w16cid w16 w16cex w16sdtdh w16sdtfl w16du wp14">
+<w:endnotes xmlns:wpc="http://schemas.microsoft.com/office/word/2010/wordprocessingCanvas" xmlns:cx="http://schemas.microsoft.com/office/drawing/2014/chartex" xmlns:cx1="http://schemas.microsoft.com/office/drawing/2015/9/8/chartex" xmlns:cx2="http://schemas.microsoft.com/office/drawing/2015/10/21/chartex" xmlns:cx3="http://schemas.microsoft.com/office/drawing/2016/5/9/chartex" xmlns:cx4="http://schemas.microsoft.com/office/drawing/2016/5/10/chartex" xmlns:cx5="http://schemas.microsoft.com/office/drawing/2016/5/11/chartex" xmlns:cx6="http://schemas.microsoft.com/office/drawing/2016/5/12/chartex" xmlns:cx7="http://schemas.microsoft.com/office/drawing/2016/5/13/chartex" xmlns:cx8="http://schemas.microsoft.com/office/drawing/2016/5/14/chartex" xmlns:mc="http://schemas.openxmlformats.org/markup-compatibility/2006" xmlns:aink="http://schemas.microsoft.com/office/drawing/2016/ink" xmlns:am3d="http://schemas.microsoft.com/office/drawing/2017/model3d" xmlns:o="urn:schemas-microsoft-com:office:office" xmlns:oel="http://schemas.microsoft.com/office/2019/extlst" xmlns:r="http://schemas.openxmlformats.org/officeDocument/2006/relationships" xmlns:m="http://schemas.openxmlformats.org/officeDocument/2006/math" xmlns:v="urn:schemas-microsoft-com:vml" xmlns:wp14="http://schemas.microsoft.com/office/word/2010/wordprocessingDrawing" xmlns:wp="http://schemas.openxmlformats.org/drawingml/2006/wordprocessingDrawing" xmlns:w10="urn:schemas-microsoft-com:office:word" xmlns:w="http://schemas.openxmlformats.org/wordprocessingml/2006/main" xmlns:w14="http://schemas.microsoft.com/office/word/2010/wordml" xmlns:w15="http://schemas.microsoft.com/office/word/2012/wordml" xmlns:w16cei="http://schemas.microsoft.com/office/word/2026/wordml/cei" xmlns:w16cex="http://schemas.microsoft.com/office/word/2018/wordml/cex" xmlns:w16cid="http://schemas.microsoft.com/office/word/2016/wordml/cid" xmlns:w16="http://schemas.microsoft.com/office/word/2018/wordml" xmlns:w16du="http://schemas.microsoft.com/office/word/2023/wordml/word16du" xmlns:w16sdtdh="http://schemas.microsoft.com/office/word/2020/wordml/sdtdatahash" xmlns:w16sdtfl="http://schemas.microsoft.com/office/word/2024/wordml/sdtformatlock" xmlns:w16se="http://schemas.microsoft.com/office/word/2015/wordml/symex" xmlns:wpg="http://schemas.microsoft.com/office/word/2010/wordprocessingGroup" xmlns:wpi="http://schemas.microsoft.com/office/word/2010/wordprocessingInk" xmlns:wne="http://schemas.microsoft.com/office/word/2006/wordml" xmlns:wps="http://schemas.microsoft.com/office/word/2010/wordprocessingShape" mc:Ignorable="w14 w15 w16se w16cid w16 w16cex w16sdtdh w16sdtfl w16du wp14">
   <w:endnote w:type="separator" w:id="-1">
     <w:p>
       <w:pPr>
@@ -1649,7 +1632,7 @@
 </file>
 
 <file path=word/footnotes.xml><?xml version="1.0" encoding="utf-8"?>
-<w:footnotes xmlns:wpc="http://schemas.microsoft.com/office/word/2010/wordprocessingCanvas" xmlns:cx="http://schemas.microsoft.com/office/drawing/2014/chartex" xmlns:cx1="http://schemas.microsoft.com/office/drawing/2015/9/8/chartex" xmlns:cx2="http://schemas.microsoft.com/office/drawing/2015/10/21/chartex" xmlns:cx3="http://schemas.microsoft.com/office/drawing/2016/5/9/chartex" xmlns:cx4="http://schemas.microsoft.com/office/drawing/2016/5/10/chartex" xmlns:cx5="http://schemas.microsoft.com/office/drawing/2016/5/11/chartex" xmlns:cx6="http://schemas.microsoft.com/office/drawing/2016/5/12/chartex" xmlns:cx7="http://schemas.microsoft.com/office/drawing/2016/5/13/chartex" xmlns:cx8="http://schemas.microsoft.com/office/drawing/2016/5/14/chartex" xmlns:mc="http://schemas.openxmlformats.org/markup-compatibility/2006" xmlns:aink="http://schemas.microsoft.com/office/drawing/2016/ink" xmlns:am3d="http://schemas.microsoft.com/office/drawing/2017/model3d" xmlns:o="urn:schemas-microsoft-com:office:office" xmlns:oel="http://schemas.microsoft.com/office/2019/extlst" xmlns:r="http://schemas.openxmlformats.org/officeDocument/2006/relationships" xmlns:m="http://schemas.openxmlformats.org/officeDocument/2006/math" xmlns:v="urn:schemas-microsoft-com:vml" xmlns:wp14="http://schemas.microsoft.com/office/word/2010/wordprocessingDrawing" xmlns:wp="http://schemas.openxmlformats.org/drawingml/2006/wordprocessingDrawing" xmlns:w10="urn:schemas-microsoft-com:office:word" xmlns:w="http://schemas.openxmlformats.org/wordprocessingml/2006/main" xmlns:w14="http://schemas.microsoft.com/office/word/2010/wordml" xmlns:w15="http://schemas.microsoft.com/office/word/2012/wordml" xmlns:w16cex="http://schemas.microsoft.com/office/word/2018/wordml/cex" xmlns:w16cid="http://schemas.microsoft.com/office/word/2016/wordml/cid" xmlns:w16="http://schemas.microsoft.com/office/word/2018/wordml" xmlns:w16du="http://schemas.microsoft.com/office/word/2023/wordml/word16du" xmlns:w16sdtdh="http://schemas.microsoft.com/office/word/2020/wordml/sdtdatahash" xmlns:w16sdtfl="http://schemas.microsoft.com/office/word/2024/wordml/sdtformatlock" xmlns:w16se="http://schemas.microsoft.com/office/word/2015/wordml/symex" xmlns:wpg="http://schemas.microsoft.com/office/word/2010/wordprocessingGroup" xmlns:wpi="http://schemas.microsoft.com/office/word/2010/wordprocessingInk" xmlns:wne="http://schemas.microsoft.com/office/word/2006/wordml" xmlns:wps="http://schemas.microsoft.com/office/word/2010/wordprocessingShape" mc:Ignorable="w14 w15 w16se w16cid w16 w16cex w16sdtdh w16sdtfl w16du wp14">
+<w:footnotes xmlns:wpc="http://schemas.microsoft.com/office/word/2010/wordprocessingCanvas" xmlns:cx="http://schemas.microsoft.com/office/drawing/2014/chartex" xmlns:cx1="http://schemas.microsoft.com/office/drawing/2015/9/8/chartex" xmlns:cx2="http://schemas.microsoft.com/office/drawing/2015/10/21/chartex" xmlns:cx3="http://schemas.microsoft.com/office/drawing/2016/5/9/chartex" xmlns:cx4="http://schemas.microsoft.com/office/drawing/2016/5/10/chartex" xmlns:cx5="http://schemas.microsoft.com/office/drawing/2016/5/11/chartex" xmlns:cx6="http://schemas.microsoft.com/office/drawing/2016/5/12/chartex" xmlns:cx7="http://schemas.microsoft.com/office/drawing/2016/5/13/chartex" xmlns:cx8="http://schemas.microsoft.com/office/drawing/2016/5/14/chartex" xmlns:mc="http://schemas.openxmlformats.org/markup-compatibility/2006" xmlns:aink="http://schemas.microsoft.com/office/drawing/2016/ink" xmlns:am3d="http://schemas.microsoft.com/office/drawing/2017/model3d" xmlns:o="urn:schemas-microsoft-com:office:office" xmlns:oel="http://schemas.microsoft.com/office/2019/extlst" xmlns:r="http://schemas.openxmlformats.org/officeDocument/2006/relationships" xmlns:m="http://schemas.openxmlformats.org/officeDocument/2006/math" xmlns:v="urn:schemas-microsoft-com:vml" xmlns:wp14="http://schemas.microsoft.com/office/word/2010/wordprocessingDrawing" xmlns:wp="http://schemas.openxmlformats.org/drawingml/2006/wordprocessingDrawing" xmlns:w10="urn:schemas-microsoft-com:office:word" xmlns:w="http://schemas.openxmlformats.org/wordprocessingml/2006/main" xmlns:w14="http://schemas.microsoft.com/office/word/2010/wordml" xmlns:w15="http://schemas.microsoft.com/office/word/2012/wordml" xmlns:w16cei="http://schemas.microsoft.com/office/word/2026/wordml/cei" xmlns:w16cex="http://schemas.microsoft.com/office/word/2018/wordml/cex" xmlns:w16cid="http://schemas.microsoft.com/office/word/2016/wordml/cid" xmlns:w16="http://schemas.microsoft.com/office/word/2018/wordml" xmlns:w16du="http://schemas.microsoft.com/office/word/2023/wordml/word16du" xmlns:w16sdtdh="http://schemas.microsoft.com/office/word/2020/wordml/sdtdatahash" xmlns:w16sdtfl="http://schemas.microsoft.com/office/word/2024/wordml/sdtformatlock" xmlns:w16se="http://schemas.microsoft.com/office/word/2015/wordml/symex" xmlns:wpg="http://schemas.microsoft.com/office/word/2010/wordprocessingGroup" xmlns:wpi="http://schemas.microsoft.com/office/word/2010/wordprocessingInk" xmlns:wne="http://schemas.microsoft.com/office/word/2006/wordml" xmlns:wps="http://schemas.microsoft.com/office/word/2010/wordprocessingShape" mc:Ignorable="w14 w15 w16se w16cid w16 w16cex w16sdtdh w16sdtfl w16du wp14">
   <w:footnote w:type="separator" w:id="-1">
     <w:p>
       <w:pPr>

--- a/templates/service_characteristic.docx
+++ b/templates/service_characteristic.docx
@@ -1031,27 +1031,19 @@
     </w:p>
     <w:p>
       <w:pPr>
-        <w:spacing w:after="0" w:line="240" w:lineRule="auto"/>
-        <w:ind w:right="-1"/>
-        <w:jc w:val="both"/>
-        <w:rPr>
-          <w:rFonts w:ascii="Times New Roman" w:hAnsi="Times New Roman"/>
-          <w:kern w:val="0"/>
-          <w:sz w:val="28"/>
-          <w:szCs w:val="28"/>
-          <w14:ligatures w14:val="none"/>
-        </w:rPr>
-      </w:pPr>
-      <w:r>
-        <w:rPr>
-          <w:rFonts w:ascii="Times New Roman" w:hAnsi="Times New Roman"/>
-          <w:kern w:val="0"/>
-          <w:sz w:val="28"/>
-          <w:szCs w:val="28"/>
-          <w14:ligatures w14:val="none"/>
-        </w:rPr>
-        <w:t xml:space="preserve">М.П. </w:t>
-      </w:r>
+        <w:tabs>
+          <w:tab w:val="right" w:pos="1843"/>
+          <w:tab w:val="right" w:pos="9638"/>
+        </w:tabs>
+        <w:spacing w:after="0"/>
+        <w:rPr>
+          <w:rFonts w:ascii="Times New Roman" w:hAnsi="Times New Roman"/>
+          <w:kern w:val="0"/>
+          <w:sz w:val="28"/>
+          <w:szCs w:val="28"/>
+          <w14:ligatures w14:val="none"/>
+        </w:rPr>
+      </w:pPr>
     </w:p>
     <w:p>
       <w:pPr>

--- a/templates/service_characteristic.docx
+++ b/templates/service_characteristic.docx
@@ -576,7 +576,6 @@
           <w14:ligatures w14:val="none"/>
         </w:rPr>
       </w:pPr>
-      <w:proofErr w:type="gramStart"/>
       <w:r>
         <w:rPr>
           <w:rFonts w:ascii="Times New Roman" w:hAnsi="Times New Roman"/>
@@ -600,7 +599,6 @@
         <w:t>osvita</w:t>
       </w:r>
       <w:proofErr w:type="spellEnd"/>
-      <w:proofErr w:type="gramEnd"/>
       <w:r>
         <w:rPr>
           <w:rFonts w:ascii="Times New Roman" w:hAnsi="Times New Roman"/>
@@ -842,17 +840,17 @@
           <w:szCs w:val="28"/>
           <w14:ligatures w14:val="none"/>
         </w:rPr>
-        <w:t xml:space="preserve"> за станом здоров’я </w:t>
-      </w:r>
-      <w:r>
-        <w:rPr>
-          <w:rFonts w:ascii="Times New Roman" w:hAnsi="Times New Roman"/>
-          <w:kern w:val="0"/>
-          <w:sz w:val="28"/>
-          <w:szCs w:val="28"/>
-          <w14:ligatures w14:val="none"/>
-        </w:rPr>
-        <w:t xml:space="preserve">{{ </w:t>
+        <w:t xml:space="preserve"> </w:t>
+      </w:r>
+      <w:r>
+        <w:rPr>
+          <w:rFonts w:ascii="Times New Roman" w:hAnsi="Times New Roman"/>
+          <w:kern w:val="0"/>
+          <w:sz w:val="28"/>
+          <w:szCs w:val="28"/>
+          <w14:ligatures w14:val="none"/>
+        </w:rPr>
+        <w:t xml:space="preserve">за станом здоров’я {{ </w:t>
       </w:r>
       <w:proofErr w:type="spellStart"/>
       <w:r>
@@ -874,7 +872,17 @@
           <w:szCs w:val="28"/>
           <w14:ligatures w14:val="none"/>
         </w:rPr>
-        <w:t xml:space="preserve"> }}</w:t>
+        <w:t xml:space="preserve"> }} доцільн</w:t>
+      </w:r>
+      <w:r>
+        <w:rPr>
+          <w:rFonts w:ascii="Times New Roman" w:hAnsi="Times New Roman"/>
+          <w:kern w:val="0"/>
+          <w:sz w:val="28"/>
+          <w:szCs w:val="28"/>
+          <w14:ligatures w14:val="none"/>
+        </w:rPr>
+        <w:t>о скерувати</w:t>
       </w:r>
       <w:r>
         <w:rPr>
@@ -894,7 +902,17 @@
           <w:szCs w:val="28"/>
           <w14:ligatures w14:val="none"/>
         </w:rPr>
-        <w:t>доцільне проходження військово-лікарської комісії з метою встановлення відповідності займаній посаді.</w:t>
+        <w:t>до</w:t>
+      </w:r>
+      <w:r>
+        <w:rPr>
+          <w:rFonts w:ascii="Times New Roman" w:hAnsi="Times New Roman"/>
+          <w:kern w:val="0"/>
+          <w:sz w:val="28"/>
+          <w:szCs w:val="28"/>
+          <w14:ligatures w14:val="none"/>
+        </w:rPr>
+        <w:t xml:space="preserve"> військово-лікарської комісії з метою встановлення відповідності займаній посаді.</w:t>
       </w:r>
     </w:p>
     <w:p>
@@ -954,21 +972,30 @@
     <w:p>
       <w:pPr>
         <w:tabs>
-          <w:tab w:val="right" w:pos="3969"/>
-          <w:tab w:val="right" w:pos="9639"/>
+          <w:tab w:val="right" w:pos="3544"/>
+          <w:tab w:val="right" w:pos="9638"/>
         </w:tabs>
         <w:spacing w:after="0" w:line="240" w:lineRule="auto"/>
-        <w:ind w:right="-1"/>
         <w:jc w:val="both"/>
         <w:rPr>
           <w:rFonts w:ascii="Times New Roman" w:hAnsi="Times New Roman"/>
+          <w:kern w:val="0"/>
+          <w:sz w:val="28"/>
+          <w:szCs w:val="28"/>
+          <w14:ligatures w14:val="none"/>
+        </w:rPr>
+      </w:pPr>
+      <w:r>
+        <w:rPr>
+          <w:rFonts w:ascii="Times New Roman" w:hAnsi="Times New Roman"/>
           <w:b/>
           <w:kern w:val="0"/>
           <w:sz w:val="28"/>
           <w:szCs w:val="28"/>
           <w14:ligatures w14:val="none"/>
         </w:rPr>
-      </w:pPr>
+        <w:t>{{ pidpysant_2_zvannya }}</w:t>
+      </w:r>
       <w:r>
         <w:rPr>
           <w:rFonts w:ascii="Times New Roman" w:hAnsi="Times New Roman"/>
@@ -978,7 +1005,7 @@
           <w:szCs w:val="28"/>
           <w14:ligatures w14:val="none"/>
         </w:rPr>
-        <w:t>{{ pidpysant_1_zvannya }}</w:t>
+        <w:tab/>
       </w:r>
       <w:r>
         <w:rPr>
@@ -1000,34 +1027,8 @@
           <w:szCs w:val="28"/>
           <w14:ligatures w14:val="none"/>
         </w:rPr>
-        <w:tab/>
-      </w:r>
-      <w:r>
-        <w:rPr>
-          <w:rFonts w:ascii="Times New Roman" w:hAnsi="Times New Roman"/>
-          <w:b/>
-          <w:kern w:val="0"/>
-          <w:sz w:val="28"/>
-          <w:szCs w:val="28"/>
-          <w14:ligatures w14:val="none"/>
-        </w:rPr>
-        <w:t>{{ pidpysant_1_pib }}</w:t>
-      </w:r>
-    </w:p>
-    <w:p>
-      <w:pPr>
-        <w:spacing w:after="0" w:line="240" w:lineRule="auto"/>
-        <w:ind w:right="-1"/>
-        <w:jc w:val="both"/>
-        <w:rPr>
-          <w:rFonts w:ascii="Times New Roman" w:hAnsi="Times New Roman"/>
-          <w:b/>
-          <w:kern w:val="0"/>
-          <w:sz w:val="28"/>
-          <w:szCs w:val="28"/>
-          <w14:ligatures w14:val="none"/>
-        </w:rPr>
-      </w:pPr>
+        <w:t>{{ pidpysant_2_pib }}</w:t>
+      </w:r>
     </w:p>
     <w:p>
       <w:pPr>
@@ -1038,12 +1039,161 @@
         <w:spacing w:after="0"/>
         <w:rPr>
           <w:rFonts w:ascii="Times New Roman" w:hAnsi="Times New Roman"/>
-          <w:kern w:val="0"/>
-          <w:sz w:val="28"/>
-          <w:szCs w:val="28"/>
-          <w14:ligatures w14:val="none"/>
-        </w:rPr>
-      </w:pPr>
+          <w:sz w:val="28"/>
+          <w:szCs w:val="28"/>
+        </w:rPr>
+      </w:pPr>
+      <w:r>
+        <w:rPr>
+          <w:rFonts w:ascii="Times New Roman" w:hAnsi="Times New Roman"/>
+          <w:bCs/>
+          <w:color w:val="000000" w:themeColor="text1"/>
+          <w:sz w:val="28"/>
+          <w:szCs w:val="28"/>
+        </w:rPr>
+        <w:t>{{</w:t>
+      </w:r>
+      <w:proofErr w:type="spellStart"/>
+      <w:r>
+        <w:rPr>
+          <w:rFonts w:ascii="Times New Roman" w:hAnsi="Times New Roman"/>
+          <w:bCs/>
+          <w:color w:val="000000" w:themeColor="text1"/>
+          <w:sz w:val="28"/>
+          <w:szCs w:val="28"/>
+        </w:rPr>
+        <w:t>data_stvorennya</w:t>
+      </w:r>
+      <w:proofErr w:type="spellEnd"/>
+      <w:r>
+        <w:rPr>
+          <w:rFonts w:ascii="Times New Roman" w:hAnsi="Times New Roman"/>
+          <w:bCs/>
+          <w:color w:val="000000" w:themeColor="text1"/>
+          <w:sz w:val="28"/>
+          <w:szCs w:val="28"/>
+        </w:rPr>
+        <w:t>}}</w:t>
+      </w:r>
+    </w:p>
+    <w:p>
+      <w:pPr>
+        <w:spacing w:after="0" w:line="240" w:lineRule="auto"/>
+        <w:ind w:right="-1"/>
+        <w:jc w:val="both"/>
+        <w:rPr>
+          <w:rFonts w:ascii="Times New Roman" w:hAnsi="Times New Roman"/>
+          <w:kern w:val="0"/>
+          <w:sz w:val="28"/>
+          <w:szCs w:val="28"/>
+          <w14:ligatures w14:val="none"/>
+        </w:rPr>
+      </w:pPr>
+    </w:p>
+    <w:p>
+      <w:pPr>
+        <w:spacing w:after="0" w:line="240" w:lineRule="auto"/>
+        <w:ind w:right="-1"/>
+        <w:jc w:val="both"/>
+        <w:rPr>
+          <w:rFonts w:ascii="Times New Roman" w:hAnsi="Times New Roman"/>
+          <w:kern w:val="0"/>
+          <w:sz w:val="28"/>
+          <w:szCs w:val="28"/>
+          <w14:ligatures w14:val="none"/>
+        </w:rPr>
+      </w:pPr>
+    </w:p>
+    <w:p>
+      <w:pPr>
+        <w:spacing w:after="0" w:line="240" w:lineRule="auto"/>
+        <w:ind w:right="-1"/>
+        <w:jc w:val="both"/>
+        <w:rPr>
+          <w:rFonts w:ascii="Times New Roman" w:hAnsi="Times New Roman"/>
+          <w:b/>
+          <w:kern w:val="0"/>
+          <w:sz w:val="28"/>
+          <w:szCs w:val="28"/>
+          <w14:ligatures w14:val="none"/>
+        </w:rPr>
+      </w:pPr>
+      <w:bookmarkStart w:id="0" w:name="_Hlk193377873"/>
+      <w:r>
+        <w:rPr>
+          <w:rFonts w:ascii="Times New Roman" w:hAnsi="Times New Roman"/>
+          <w:b/>
+          <w:kern w:val="0"/>
+          <w:sz w:val="28"/>
+          <w:szCs w:val="28"/>
+          <w14:ligatures w14:val="none"/>
+        </w:rPr>
+        <w:t>Т. в. о. командира військової частини 3029</w:t>
+      </w:r>
+      <w:bookmarkEnd w:id="0"/>
+    </w:p>
+    <w:p>
+      <w:pPr>
+        <w:tabs>
+          <w:tab w:val="right" w:pos="3969"/>
+          <w:tab w:val="right" w:pos="9638"/>
+        </w:tabs>
+        <w:spacing w:after="0" w:line="240" w:lineRule="auto"/>
+        <w:ind w:right="-1"/>
+        <w:jc w:val="both"/>
+        <w:rPr>
+          <w:rFonts w:ascii="Times New Roman" w:hAnsi="Times New Roman"/>
+          <w:b/>
+          <w:kern w:val="0"/>
+          <w:sz w:val="28"/>
+          <w:szCs w:val="28"/>
+          <w14:ligatures w14:val="none"/>
+        </w:rPr>
+      </w:pPr>
+      <w:r>
+        <w:rPr>
+          <w:rFonts w:ascii="Times New Roman" w:hAnsi="Times New Roman"/>
+          <w:b/>
+          <w:kern w:val="0"/>
+          <w:sz w:val="28"/>
+          <w:szCs w:val="28"/>
+          <w14:ligatures w14:val="none"/>
+        </w:rPr>
+        <w:t>{{ pidpysant_1_zvannya }}</w:t>
+      </w:r>
+      <w:r>
+        <w:rPr>
+          <w:rFonts w:ascii="Times New Roman" w:hAnsi="Times New Roman"/>
+          <w:b/>
+          <w:kern w:val="0"/>
+          <w:sz w:val="28"/>
+          <w:szCs w:val="28"/>
+          <w14:ligatures w14:val="none"/>
+        </w:rPr>
+        <w:tab/>
+      </w:r>
+      <w:r>
+        <w:rPr>
+          <w:rFonts w:ascii="Times New Roman" w:hAnsi="Times New Roman"/>
+          <w:b/>
+          <w:kern w:val="0"/>
+          <w:sz w:val="28"/>
+          <w:szCs w:val="28"/>
+          <w14:ligatures w14:val="none"/>
+        </w:rPr>
+        <w:tab/>
+      </w:r>
+      <w:r>
+        <w:rPr>
+          <w:rFonts w:ascii="Times New Roman" w:hAnsi="Times New Roman"/>
+          <w:b/>
+          <w:kern w:val="0"/>
+          <w:sz w:val="28"/>
+          <w:szCs w:val="28"/>
+          <w14:ligatures w14:val="none"/>
+        </w:rPr>
+        <w:t>{{ pidpysant_1_pib }}</w:t>
+      </w:r>
     </w:p>
     <w:p>
       <w:pPr>
@@ -1126,133 +1276,12 @@
         <w:jc w:val="both"/>
         <w:rPr>
           <w:rFonts w:ascii="Times New Roman" w:hAnsi="Times New Roman"/>
-          <w:b/>
-          <w:kern w:val="0"/>
-          <w:sz w:val="28"/>
-          <w:szCs w:val="28"/>
-          <w14:ligatures w14:val="none"/>
-        </w:rPr>
-      </w:pPr>
-      <w:bookmarkStart w:id="0" w:name="_Hlk193377873"/>
-      <w:r>
-        <w:rPr>
-          <w:rFonts w:ascii="Times New Roman" w:hAnsi="Times New Roman"/>
-          <w:b/>
-          <w:kern w:val="0"/>
-          <w:sz w:val="28"/>
-          <w:szCs w:val="28"/>
-          <w14:ligatures w14:val="none"/>
-        </w:rPr>
-        <w:t>Т. в. о. командира військової частини 3029</w:t>
-      </w:r>
-      <w:bookmarkEnd w:id="0"/>
-    </w:p>
-    <w:p>
-      <w:pPr>
-        <w:tabs>
-          <w:tab w:val="right" w:pos="3544"/>
-          <w:tab w:val="right" w:pos="9638"/>
-        </w:tabs>
-        <w:spacing w:after="0" w:line="240" w:lineRule="auto"/>
-        <w:jc w:val="both"/>
-        <w:rPr>
-          <w:rFonts w:ascii="Times New Roman" w:hAnsi="Times New Roman"/>
-          <w:kern w:val="0"/>
-          <w:sz w:val="28"/>
-          <w:szCs w:val="28"/>
-          <w14:ligatures w14:val="none"/>
-        </w:rPr>
-      </w:pPr>
-      <w:r>
-        <w:rPr>
-          <w:rFonts w:ascii="Times New Roman" w:hAnsi="Times New Roman"/>
-          <w:b/>
-          <w:kern w:val="0"/>
-          <w:sz w:val="28"/>
-          <w:szCs w:val="28"/>
-          <w14:ligatures w14:val="none"/>
-        </w:rPr>
-        <w:t>{{ pidpysant_2_zvannya }}</w:t>
-      </w:r>
-      <w:r>
-        <w:rPr>
-          <w:rFonts w:ascii="Times New Roman" w:hAnsi="Times New Roman"/>
-          <w:b/>
-          <w:kern w:val="0"/>
-          <w:sz w:val="28"/>
-          <w:szCs w:val="28"/>
-          <w14:ligatures w14:val="none"/>
-        </w:rPr>
-        <w:tab/>
-      </w:r>
-      <w:r>
-        <w:rPr>
-          <w:rFonts w:ascii="Times New Roman" w:hAnsi="Times New Roman"/>
-          <w:b/>
-          <w:kern w:val="0"/>
-          <w:sz w:val="28"/>
-          <w:szCs w:val="28"/>
-          <w14:ligatures w14:val="none"/>
-        </w:rPr>
-        <w:tab/>
-      </w:r>
-      <w:r>
-        <w:rPr>
-          <w:rFonts w:ascii="Times New Roman" w:hAnsi="Times New Roman"/>
-          <w:b/>
-          <w:kern w:val="0"/>
-          <w:sz w:val="28"/>
-          <w:szCs w:val="28"/>
-          <w14:ligatures w14:val="none"/>
-        </w:rPr>
-        <w:t>{{ pidpysant_2_pib }}</w:t>
-      </w:r>
-    </w:p>
-    <w:p>
-      <w:pPr>
-        <w:tabs>
-          <w:tab w:val="right" w:pos="1843"/>
-          <w:tab w:val="right" w:pos="9638"/>
-        </w:tabs>
-        <w:spacing w:after="0"/>
-        <w:rPr>
-          <w:rFonts w:ascii="Times New Roman" w:hAnsi="Times New Roman"/>
-          <w:sz w:val="28"/>
-          <w:szCs w:val="28"/>
-        </w:rPr>
-      </w:pPr>
-      <w:r>
-        <w:rPr>
-          <w:rFonts w:ascii="Times New Roman" w:hAnsi="Times New Roman"/>
-          <w:bCs/>
-          <w:color w:val="000000" w:themeColor="text1"/>
-          <w:sz w:val="28"/>
-          <w:szCs w:val="28"/>
-        </w:rPr>
-        <w:t>{{</w:t>
-      </w:r>
-      <w:proofErr w:type="spellStart"/>
-      <w:r>
-        <w:rPr>
-          <w:rFonts w:ascii="Times New Roman" w:hAnsi="Times New Roman"/>
-          <w:bCs/>
-          <w:color w:val="000000" w:themeColor="text1"/>
-          <w:sz w:val="28"/>
-          <w:szCs w:val="28"/>
-        </w:rPr>
-        <w:t>data_stvorennya</w:t>
-      </w:r>
-      <w:proofErr w:type="spellEnd"/>
-      <w:r>
-        <w:rPr>
-          <w:rFonts w:ascii="Times New Roman" w:hAnsi="Times New Roman"/>
-          <w:bCs/>
-          <w:color w:val="000000" w:themeColor="text1"/>
-          <w:sz w:val="28"/>
-          <w:szCs w:val="28"/>
-        </w:rPr>
-        <w:t>}}</w:t>
-      </w:r>
+          <w:kern w:val="0"/>
+          <w:sz w:val="28"/>
+          <w:szCs w:val="28"/>
+          <w14:ligatures w14:val="none"/>
+        </w:rPr>
+      </w:pPr>
     </w:p>
     <w:p>
       <w:pPr>
@@ -1323,42 +1352,15 @@
           <w14:ligatures w14:val="none"/>
         </w:rPr>
       </w:pPr>
-    </w:p>
-    <w:p>
-      <w:pPr>
-        <w:spacing w:after="0" w:line="240" w:lineRule="auto"/>
-        <w:ind w:right="-1"/>
-        <w:jc w:val="both"/>
-        <w:rPr>
-          <w:rFonts w:ascii="Times New Roman" w:hAnsi="Times New Roman"/>
-          <w:kern w:val="0"/>
-          <w:sz w:val="28"/>
-          <w:szCs w:val="28"/>
-          <w14:ligatures w14:val="none"/>
-        </w:rPr>
-      </w:pPr>
-    </w:p>
-    <w:p>
-      <w:pPr>
-        <w:spacing w:after="0" w:line="240" w:lineRule="auto"/>
-        <w:ind w:right="-1"/>
-        <w:jc w:val="both"/>
-        <w:rPr>
-          <w:rFonts w:ascii="Times New Roman" w:hAnsi="Times New Roman"/>
-          <w:kern w:val="0"/>
-          <w:sz w:val="28"/>
-          <w:szCs w:val="28"/>
-          <w14:ligatures w14:val="none"/>
-        </w:rPr>
-      </w:pPr>
-      <w:r>
-        <w:rPr>
-          <w:rFonts w:ascii="Times New Roman" w:hAnsi="Times New Roman"/>
-          <w:kern w:val="0"/>
-          <w:sz w:val="28"/>
-          <w:szCs w:val="28"/>
-          <w14:ligatures w14:val="none"/>
-        </w:rPr>
+      <w:r>
+        <w:rPr>
+          <w:rFonts w:ascii="Times New Roman" w:hAnsi="Times New Roman"/>
+          <w:kern w:val="0"/>
+          <w:sz w:val="28"/>
+          <w:szCs w:val="28"/>
+          <w14:ligatures w14:val="none"/>
+        </w:rPr>
+        <w:lastRenderedPageBreak/>
         <w:t>З характеристикою ознайомлений, згоден.</w:t>
       </w:r>
     </w:p>
